--- a/Nirmal_Pratheep_Natarajan_Resume.docx
+++ b/Nirmal_Pratheep_Natarajan_Resume.docx
@@ -68,11 +68,24 @@
       </w:pPr>
       <w:r>
         <w:rPr>
-          <w:rFonts w:ascii="Calibri" w:hAnsi="Calibri"/>
           <w:b w:val="0"/>
           <w:sz w:val="17"/>
         </w:rPr>
-        <w:t>13+ years at AMD &amp; Xilinx turning ML research into production systems. LLM training &amp; alignment, deep RL, GPU kernel optimization, and agentic AI. Published researcher. Mentored teams of 10+ engineers across global sites.</w:t>
+        <w:t xml:space="preserve">13+ years at AMD &amp; Xilinx bridging Applied AI and systems engineering. Built end-to-end AI-based solutions. Mentored </w:t>
+      </w:r>
+      <w:r>
+        <w:rPr>
+          <w:b/>
+          <w:sz w:val="17"/>
+        </w:rPr>
+        <w:t>10+ engineers</w:t>
+      </w:r>
+      <w:r>
+        <w:rPr>
+          <w:b w:val="0"/>
+          <w:sz w:val="17"/>
+        </w:rPr>
+        <w:t xml:space="preserve"> across global sites.</w:t>
       </w:r>
     </w:p>
     <w:p>
@@ -100,27 +113,17 @@
       </w:pPr>
       <w:r>
         <w:rPr>
-          <w:rFonts w:ascii="Calibri" w:hAnsi="Calibri"/>
           <w:b/>
           <w:sz w:val="17"/>
         </w:rPr>
-        <w:t xml:space="preserve">Deep RL for FloorPlan Optimization </w:t>
+        <w:t>Deep RL for FloorPlan Optimization</w:t>
       </w:r>
       <w:r>
         <w:rPr>
-          <w:rFonts w:ascii="Calibri" w:hAnsi="Calibri"/>
           <w:b w:val="0"/>
           <w:sz w:val="17"/>
         </w:rPr>
-        <w:t xml:space="preserve">— AMD Internal Conference (Finalist, arXiv pending). </w:t>
-      </w:r>
-      <w:r>
-        <w:rPr>
-          <w:rFonts w:ascii="Calibri" w:hAnsi="Calibri"/>
-          <w:b w:val="0"/>
-          <w:sz w:val="17"/>
-        </w:rPr>
-        <w:t>Formulated FPGA floorplan optimization as RL; GIN on 15M-node netlists; 2% placement QoR gain</w:t>
+        <w:t xml:space="preserve"> — AMD Internal Conference Finalist. GIN on 15M-node netlists; 2% QoR gain. (arXiv pending)</w:t>
       </w:r>
     </w:p>
     <w:p>
@@ -131,27 +134,17 @@
       </w:pPr>
       <w:r>
         <w:rPr>
-          <w:rFonts w:ascii="Calibri" w:hAnsi="Calibri"/>
           <w:b/>
           <w:sz w:val="17"/>
         </w:rPr>
-        <w:t xml:space="preserve">ML-based Delay Prediction </w:t>
+        <w:t>ML-based Delay Prediction for EDA</w:t>
       </w:r>
       <w:r>
         <w:rPr>
-          <w:rFonts w:ascii="Calibri" w:hAnsi="Calibri"/>
           <w:b w:val="0"/>
           <w:sz w:val="17"/>
         </w:rPr>
-        <w:t xml:space="preserve">— AMD Internal Conference (Finalist). </w:t>
-      </w:r>
-      <w:r>
-        <w:rPr>
-          <w:rFonts w:ascii="Calibri" w:hAnsi="Calibri"/>
-          <w:b w:val="0"/>
-          <w:sz w:val="17"/>
-        </w:rPr>
-        <w:t>ML delay models + GNN design complexity analysis with drift detection</w:t>
+        <w:t xml:space="preserve"> — AMD Internal Conference Finalist. GNN complexity models; automated fine-tuning &amp; drift detection</w:t>
       </w:r>
     </w:p>
     <w:p>
@@ -162,23 +155,20 @@
       </w:pPr>
       <w:r>
         <w:rPr>
-          <w:rFonts w:ascii="Calibri" w:hAnsi="Calibri"/>
           <w:b/>
           <w:sz w:val="17"/>
         </w:rPr>
-        <w:t xml:space="preserve">LLM Alignment &amp; Reasoning via RL </w:t>
+        <w:t>LLM Alignment &amp; Reasoning via RL</w:t>
       </w:r>
       <w:r>
         <w:rPr>
-          <w:rFonts w:ascii="Calibri" w:hAnsi="Calibri"/>
           <w:b w:val="0"/>
           <w:sz w:val="17"/>
         </w:rPr>
-        <w:t xml:space="preserve">— End-to-end pipeline (Baseline → SFT → GRPO RL) on Qwen 2.5 Math 1.5B; </w:t>
+        <w:t xml:space="preserve"> — Baseline → SFT → GRPO RL on Qwen 2.5 Math 1.5B; </w:t>
       </w:r>
       <w:r>
         <w:rPr>
-          <w:rFonts w:ascii="Calibri" w:hAnsi="Calibri"/>
           <w:b/>
           <w:sz w:val="17"/>
         </w:rPr>
@@ -186,11 +176,10 @@
       </w:r>
       <w:r>
         <w:rPr>
-          <w:rFonts w:ascii="Calibri" w:hAnsi="Calibri"/>
           <w:b w:val="0"/>
           <w:sz w:val="17"/>
         </w:rPr>
-        <w:t xml:space="preserve"> with systematic ablation</w:t>
+        <w:t xml:space="preserve"> (2.84% → 40.46%)</w:t>
       </w:r>
     </w:p>
     <w:p>
@@ -201,19 +190,17 @@
       </w:pPr>
       <w:r>
         <w:rPr>
-          <w:rFonts w:ascii="Calibri" w:hAnsi="Calibri"/>
           <w:b/>
           <w:sz w:val="17"/>
         </w:rPr>
-        <w:t xml:space="preserve">Adaptive OFDM Pilots </w:t>
+        <w:t>Adaptive OFDM Pilots</w:t>
       </w:r>
       <w:r>
         <w:rPr>
-          <w:rFonts w:ascii="Calibri" w:hAnsi="Calibri"/>
           <w:b w:val="0"/>
           <w:sz w:val="17"/>
         </w:rPr>
-        <w:t>— IEEE WAMICON 2009</w:t>
+        <w:t xml:space="preserve"> — IEEE WAMICON 2009</w:t>
       </w:r>
     </w:p>
     <w:p>
@@ -393,23 +380,20 @@
       </w:pPr>
       <w:r>
         <w:rPr>
-          <w:rFonts w:ascii="Calibri" w:hAnsi="Calibri"/>
           <w:b/>
           <w:sz w:val="17"/>
         </w:rPr>
-        <w:t xml:space="preserve">Deep RL for directive optimization: </w:t>
+        <w:t>Deep RL for FPGA directive optimization</w:t>
       </w:r>
       <w:r>
         <w:rPr>
-          <w:rFonts w:ascii="Calibri" w:hAnsi="Calibri"/>
           <w:b w:val="0"/>
           <w:sz w:val="17"/>
         </w:rPr>
-        <w:t xml:space="preserve">designed environment, reward shaping, GIN feature extraction on 15M-node netlists; 2% placement QoR; </w:t>
+        <w:t xml:space="preserve">: GIN feature extraction on 15M-node netlists, reward shaping — </w:t>
       </w:r>
       <w:r>
         <w:rPr>
-          <w:rFonts w:ascii="Calibri" w:hAnsi="Calibri"/>
           <w:b/>
           <w:sz w:val="17"/>
         </w:rPr>
@@ -424,19 +408,17 @@
       </w:pPr>
       <w:r>
         <w:rPr>
-          <w:rFonts w:ascii="Calibri" w:hAnsi="Calibri"/>
           <w:b/>
           <w:sz w:val="17"/>
         </w:rPr>
-        <w:t xml:space="preserve">Ray-based distributed training </w:t>
+        <w:t>Ray distributed training</w:t>
       </w:r>
       <w:r>
         <w:rPr>
-          <w:rFonts w:ascii="Calibri" w:hAnsi="Calibri"/>
           <w:b w:val="0"/>
           <w:sz w:val="17"/>
         </w:rPr>
-        <w:t>infrastructure with Grid, ASHA, PBT hyperparameter search for systematic experiment management</w:t>
+        <w:t xml:space="preserve"> with Grid/ASHA/PBT hyperparameter search for scalable RL experiments</w:t>
       </w:r>
     </w:p>
     <w:p>
@@ -447,23 +429,20 @@
       </w:pPr>
       <w:r>
         <w:rPr>
-          <w:rFonts w:ascii="Calibri" w:hAnsi="Calibri"/>
           <w:b/>
           <w:sz w:val="17"/>
         </w:rPr>
-        <w:t xml:space="preserve">ML delay prediction + GNN design complexity models </w:t>
+        <w:t>GNN delay prediction + ML complexity models</w:t>
       </w:r>
       <w:r>
         <w:rPr>
-          <w:rFonts w:ascii="Calibri" w:hAnsi="Calibri"/>
           <w:b w:val="0"/>
           <w:sz w:val="17"/>
         </w:rPr>
-        <w:t xml:space="preserve">with automated fine-tuning, monitoring, drift detection; </w:t>
+        <w:t xml:space="preserve"> with automated fine-tuning, monitoring &amp; drift detection — </w:t>
       </w:r>
       <w:r>
         <w:rPr>
-          <w:rFonts w:ascii="Calibri" w:hAnsi="Calibri"/>
           <w:b/>
           <w:sz w:val="17"/>
         </w:rPr>
@@ -478,19 +457,31 @@
       </w:pPr>
       <w:r>
         <w:rPr>
-          <w:rFonts w:ascii="Calibri" w:hAnsi="Calibri"/>
           <w:b/>
           <w:sz w:val="17"/>
         </w:rPr>
-        <w:t xml:space="preserve">Agentic AI framework </w:t>
+        <w:t>Agentic AI framework</w:t>
       </w:r>
       <w:r>
         <w:rPr>
-          <w:rFonts w:ascii="Calibri" w:hAnsi="Calibri"/>
           <w:b w:val="0"/>
           <w:sz w:val="17"/>
         </w:rPr>
-        <w:t>with multi-step orchestration and LLMs for autonomous triage with self-correction and Dockerized evaluation</w:t>
+        <w:t xml:space="preserve">: reverse-engineers all EDA tools to build a </w:t>
+      </w:r>
+      <w:r>
+        <w:rPr>
+          <w:b/>
+          <w:sz w:val="17"/>
+        </w:rPr>
+        <w:t>skill document</w:t>
+      </w:r>
+      <w:r>
+        <w:rPr>
+          <w:b w:val="0"/>
+          <w:sz w:val="17"/>
+        </w:rPr>
+        <w:t xml:space="preserve"> cataloguing every known error pattern and resolution; during live sessions the agent reasons over the error against the skill &amp; Python docs to suggest targeted fixes — graph-based LLM orchestration, iterative self-correction, Dockerized evaluation</w:t>
       </w:r>
     </w:p>
     <w:p>
@@ -515,27 +506,31 @@
       </w:pPr>
       <w:r>
         <w:rPr>
-          <w:rFonts w:ascii="Calibri" w:hAnsi="Calibri"/>
           <w:b/>
           <w:sz w:val="17"/>
         </w:rPr>
-        <w:t xml:space="preserve">Mentored 10+ engineer team </w:t>
+        <w:t>Mentored 10+ engineers</w:t>
       </w:r>
       <w:r>
         <w:rPr>
-          <w:rFonts w:ascii="Calibri" w:hAnsi="Calibri"/>
           <w:b w:val="0"/>
           <w:sz w:val="17"/>
         </w:rPr>
-        <w:t xml:space="preserve">across global sites for simulation tooling on </w:t>
+        <w:t xml:space="preserve"> across global sites on simulation tooling for </w:t>
       </w:r>
       <w:r>
         <w:rPr>
-          <w:rFonts w:ascii="Calibri" w:hAnsi="Calibri"/>
           <w:b/>
           <w:sz w:val="17"/>
         </w:rPr>
-        <w:t>10nm/7nm/2nm FPGA nodes</w:t>
+        <w:t>10nm/7nm/2nm</w:t>
+      </w:r>
+      <w:r>
+        <w:rPr>
+          <w:b w:val="0"/>
+          <w:sz w:val="17"/>
+        </w:rPr>
+        <w:t xml:space="preserve"> FPGA nodes</w:t>
       </w:r>
     </w:p>
     <w:p>
@@ -546,23 +541,20 @@
       </w:pPr>
       <w:r>
         <w:rPr>
-          <w:rFonts w:ascii="Calibri" w:hAnsi="Calibri"/>
           <w:b/>
           <w:sz w:val="17"/>
         </w:rPr>
-        <w:t xml:space="preserve">Architected client/server system </w:t>
+        <w:t>Client/server system</w:t>
       </w:r>
       <w:r>
         <w:rPr>
-          <w:rFonts w:ascii="Calibri" w:hAnsi="Calibri"/>
           <w:b w:val="0"/>
           <w:sz w:val="17"/>
         </w:rPr>
-        <w:t xml:space="preserve">(Boost Asio + Protobuf) with </w:t>
+        <w:t xml:space="preserve"> (Boost Asio + Protobuf) — </w:t>
       </w:r>
       <w:r>
         <w:rPr>
-          <w:rFonts w:ascii="Calibri" w:hAnsi="Calibri"/>
           <w:b/>
           <w:sz w:val="17"/>
         </w:rPr>
@@ -570,15 +562,13 @@
       </w:r>
       <w:r>
         <w:rPr>
-          <w:rFonts w:ascii="Calibri" w:hAnsi="Calibri"/>
           <w:b w:val="0"/>
           <w:sz w:val="17"/>
         </w:rPr>
-        <w:t xml:space="preserve">; divide-and-conquer parallel processing enabling </w:t>
+        <w:t xml:space="preserve">; divide-and-conquer parallel via LSF Farm — </w:t>
       </w:r>
       <w:r>
         <w:rPr>
-          <w:rFonts w:ascii="Calibri" w:hAnsi="Calibri"/>
           <w:b/>
           <w:sz w:val="17"/>
         </w:rPr>
@@ -593,19 +583,17 @@
       </w:pPr>
       <w:r>
         <w:rPr>
-          <w:rFonts w:ascii="Calibri" w:hAnsi="Calibri"/>
           <w:b/>
           <w:sz w:val="17"/>
         </w:rPr>
-        <w:t xml:space="preserve">Graph compression pipeline </w:t>
+        <w:t>Graph compression pipeline</w:t>
       </w:r>
       <w:r>
         <w:rPr>
-          <w:rFonts w:ascii="Calibri" w:hAnsi="Calibri"/>
           <w:b w:val="0"/>
           <w:sz w:val="17"/>
         </w:rPr>
-        <w:t>processing 3.5B datapoints, reducing 1B paths to 500K patterns</w:t>
+        <w:t>: 3.5B datapoints → 500K patterns</w:t>
       </w:r>
     </w:p>
     <w:p>
@@ -633,19 +621,17 @@
       </w:pPr>
       <w:r>
         <w:rPr>
-          <w:rFonts w:ascii="Calibri" w:hAnsi="Calibri"/>
           <w:b/>
           <w:sz w:val="17"/>
         </w:rPr>
-        <w:t xml:space="preserve">LLM Alignment &amp; Reasoning RL: </w:t>
+        <w:t>LLM Alignment &amp; Reasoning RL:</w:t>
       </w:r>
       <w:r>
         <w:rPr>
-          <w:rFonts w:ascii="Calibri" w:hAnsi="Calibri"/>
           <w:b w:val="0"/>
           <w:sz w:val="17"/>
         </w:rPr>
-        <w:t>Baseline → SFT → GRPO RL on Qwen 2.5 Math 1.5B. 14.2× accuracy gain. TRL GRPOTrainer + vLLM colocate, dual-GPU Optuna + ASHA</w:t>
+        <w:t xml:space="preserve"> Baseline → SFT → GRPO RL on Qwen 2.5 Math 1.5B; 14.2× accuracy gain. TRL GRPOTrainer + vLLM colocate, Optuna + ASHA HPO</w:t>
       </w:r>
     </w:p>
     <w:p>
@@ -656,19 +642,17 @@
       </w:pPr>
       <w:r>
         <w:rPr>
-          <w:rFonts w:ascii="Calibri" w:hAnsi="Calibri"/>
           <w:b/>
           <w:sz w:val="17"/>
         </w:rPr>
-        <w:t xml:space="preserve">1B Seed Model Pre-training: </w:t>
+        <w:t>1B Seed Model Pre-training:</w:t>
       </w:r>
       <w:r>
         <w:rPr>
-          <w:rFonts w:ascii="Calibri" w:hAnsi="Calibri"/>
           <w:b w:val="0"/>
           <w:sz w:val="17"/>
         </w:rPr>
-        <w:t>33% throughput gain via custom Triton kernels, fused Flash Attention. Nsight Systems/Compute profiling</w:t>
+        <w:t xml:space="preserve"> 33% throughput gain via custom Triton kernels, fused Flash Attention; Nsight profiling</w:t>
       </w:r>
     </w:p>
     <w:p>
@@ -679,19 +663,17 @@
       </w:pPr>
       <w:r>
         <w:rPr>
-          <w:rFonts w:ascii="Calibri" w:hAnsi="Calibri"/>
           <w:b/>
           <w:sz w:val="17"/>
         </w:rPr>
-        <w:t xml:space="preserve">SmolLM v2 Pre-training: </w:t>
+        <w:t>SmolLM v2 Pre-training:</w:t>
       </w:r>
       <w:r>
         <w:rPr>
-          <w:rFonts w:ascii="Calibri" w:hAnsi="Calibri"/>
           <w:b w:val="0"/>
           <w:sz w:val="17"/>
         </w:rPr>
-        <w:t>135M params on FineWeb-Edu. ~40k tokens/sec (BF16); loss 11.6 → 0.0015</w:t>
+        <w:t xml:space="preserve"> 135M params on FineWeb-Edu; ~40k tokens/sec (BF16); loss 11.6 → 0.0015</w:t>
       </w:r>
     </w:p>
     <w:p>
@@ -702,19 +684,17 @@
       </w:pPr>
       <w:r>
         <w:rPr>
-          <w:rFonts w:ascii="Calibri" w:hAnsi="Calibri"/>
           <w:b/>
           <w:sz w:val="17"/>
         </w:rPr>
-        <w:t xml:space="preserve">Agentic Coding Pipeline: </w:t>
+        <w:t>Agentic Coding Pipeline:</w:t>
       </w:r>
       <w:r>
         <w:rPr>
-          <w:rFonts w:ascii="Calibri" w:hAnsi="Calibri"/>
           <w:b w:val="0"/>
           <w:sz w:val="17"/>
         </w:rPr>
-        <w:t>Graph-based orchestration, AST analysis, iterative self-correction. 90%+ success rate</w:t>
+        <w:t xml:space="preserve"> Graph orchestration, AST analysis, iterative self-correction; 90%+ success rate</w:t>
       </w:r>
     </w:p>
     <w:p>
@@ -725,19 +705,17 @@
       </w:pPr>
       <w:r>
         <w:rPr>
-          <w:rFonts w:ascii="Calibri" w:hAnsi="Calibri"/>
           <w:b/>
           <w:sz w:val="17"/>
         </w:rPr>
-        <w:t xml:space="preserve">SWE-Agent Benchmark: </w:t>
+        <w:t>SWE-Agent Benchmark:</w:t>
       </w:r>
       <w:r>
         <w:rPr>
-          <w:rFonts w:ascii="Calibri" w:hAnsi="Calibri"/>
           <w:b w:val="0"/>
           <w:sz w:val="17"/>
         </w:rPr>
-        <w:t>3-agent eval architecture with Docker test isolation on SWE-bench</w:t>
+        <w:t xml:space="preserve"> 3-agent system with Docker isolation on SWE-bench</w:t>
       </w:r>
     </w:p>
     <w:p>
@@ -748,19 +726,17 @@
       </w:pPr>
       <w:r>
         <w:rPr>
-          <w:rFonts w:ascii="Calibri" w:hAnsi="Calibri"/>
           <w:b/>
           <w:sz w:val="17"/>
         </w:rPr>
-        <w:t xml:space="preserve">ImageNet Classifier: </w:t>
+        <w:t>ImageNet Classifier:</w:t>
       </w:r>
       <w:r>
         <w:rPr>
-          <w:rFonts w:ascii="Calibri" w:hAnsi="Calibri"/>
           <w:b w:val="0"/>
           <w:sz w:val="17"/>
         </w:rPr>
-        <w:t>ResNet-50, 77.4% Top-1. Also: Tamil BPE Tokenizer, RL Car Navigation, MNIST Architecture Search</w:t>
+        <w:t xml:space="preserve"> ResNet-50, 77.4% Top-1. Also: Tamil BPE Tokenizer, RL Car Navigation, MNIST Architecture Search</w:t>
       </w:r>
     </w:p>
     <w:p>
